--- a/data/templates/Waiver_of_Preliminary_Hearing.docx
+++ b/data/templates/Waiver_of_Preliminary_Hearing.docx
@@ -972,42 +972,6 @@
         </w:rPr>
         <w:tab/>
         <w:t>{{firm_phone}}</w:t>
-      </w:r>
-    </w:p>
-    <w:p>
-      <w:pPr>
-        <w:tabs>
-          <w:tab w:val="left" w:pos="-1440"/>
-        </w:tabs>
-        <w:ind w:left="5040" w:hanging="2160"/>
-        <w:jc w:val="both"/>
-        <w:rPr>
-          <w:sz w:val="22"/>
-          <w:szCs w:val="22"/>
-        </w:rPr>
-      </w:pPr>
-      <w:r>
-        <w:rPr>
-          <w:sz w:val="22"/>
-          <w:szCs w:val="22"/>
-        </w:rPr>
-        <w:t xml:space="preserve">          </w:t>
-      </w:r>
-      <w:r>
-        <w:rPr>
-          <w:sz w:val="22"/>
-          <w:szCs w:val="22"/>
-        </w:rPr>
-        <w:tab/>
-        <w:t>Facsimile:</w:t>
-      </w:r>
-      <w:r>
-        <w:rPr>
-          <w:sz w:val="22"/>
-          <w:szCs w:val="22"/>
-        </w:rPr>
-        <w:tab/>
-        <w:t>{{firm_fax}}</w:t>
       </w:r>
     </w:p>
     <w:p>

--- a/data/templates/Waiver_of_Preliminary_Hearing.docx
+++ b/data/templates/Waiver_of_Preliminary_Hearing.docx
@@ -723,26 +723,26 @@
         </w:rPr>
       </w:pPr>
       <w:r>
-        <w:t>Garret Anderson - Defendant</w:t>
-      </w:r>
-      <w:r>
-        <w:tab/>
-      </w:r>
-      <w:r>
-        <w:tab/>
-      </w:r>
-      <w:r>
-        <w:tab/>
-      </w:r>
-      <w:r>
-        <w:tab/>
-      </w:r>
-      <w:r>
-        <w:rPr>
-          <w:sz w:val="22"/>
-          <w:szCs w:val="22"/>
-        </w:rPr>
-        <w:t xml:space="preserve">John </w:t>
+        <w:t>{{defendant_name}}</w:t>
+      </w:r>
+      <w:r>
+        <w:tab/>
+      </w:r>
+      <w:r>
+        <w:tab/>
+      </w:r>
+      <w:r>
+        <w:tab/>
+      </w:r>
+      <w:r>
+        <w:tab/>
+      </w:r>
+      <w:r>
+        <w:rPr>
+          <w:sz w:val="22"/>
+          <w:szCs w:val="22"/>
+        </w:rPr>
+        <w:t xml:space="preserve"/>
       </w:r>
       <w:proofErr w:type="gramStart"/>
       <w:r>
@@ -757,14 +757,14 @@
           <w:sz w:val="22"/>
           <w:szCs w:val="22"/>
         </w:rPr>
-        <w:t xml:space="preserve">, </w:t>
-      </w:r>
-      <w:r>
-        <w:rPr>
-          <w:sz w:val="22"/>
-          <w:szCs w:val="22"/>
-        </w:rPr>
-        <w:t>#</w:t>
+        <w:t xml:space="preserve"> </w:t>
+      </w:r>
+      <w:r>
+        <w:rPr>
+          <w:sz w:val="22"/>
+          <w:szCs w:val="22"/>
+        </w:rPr>
+        <w:t/>
       </w:r>
       <w:proofErr w:type="gramEnd"/>
       <w:r>
@@ -772,14 +772,14 @@
           <w:sz w:val="22"/>
           <w:szCs w:val="22"/>
         </w:rPr>
-        <w:t>6</w:t>
-      </w:r>
-      <w:r>
-        <w:rPr>
-          <w:sz w:val="22"/>
-          <w:szCs w:val="22"/>
-        </w:rPr>
-        <w:t>3222</w:t>
+        <w:t>{{attorney_bar}}</w:t>
+      </w:r>
+      <w:r>
+        <w:rPr>
+          <w:sz w:val="22"/>
+          <w:szCs w:val="22"/>
+        </w:rPr>
+        <w:t/>
       </w:r>
     </w:p>
     <w:p>
